--- a/docs/گزارش-پروژه-پایانی-بیمه-تکمیلی.docx
+++ b/docs/گزارش-پروژه-پایانی-بیمه-تکمیلی.docx
@@ -997,6 +997,24 @@
           <w:szCs w:val="22"/>
         </w:rPr>
         <w:t>•  گردش کار چندمرحله‌ای با شاخه‌های تأیید، رد و بازگشت</w:t>
+      </w:r>
+    </w:p>
+    <w:p>
+      <w:pPr>
+        <w:bidi/>
+        <w:spacing w:after="80" w:line="336" w:lineRule="auto"/>
+        <w:ind w:right="340"/>
+        <w:jc w:val="both"/>
+      </w:pPr>
+      <w:r>
+        <w:rPr>
+          <w:rFonts w:ascii="Tahoma" w:hAnsi="Tahoma" w:cs="Tahoma"/>
+          <w:b w:val="0"/>
+          <w:color w:val="1A1A1A"/>
+          <w:sz w:val="22"/>
+          <w:szCs w:val="22"/>
+        </w:rPr>
+        <w:t>•  بارگذاری و دریافت مدارک پیوست درخواست، محدود به وضعیت‌های مجاز</w:t>
       </w:r>
     </w:p>
     <w:p>
@@ -4617,6 +4635,23 @@
     </w:tbl>
     <w:p>
       <w:pPr>
+        <w:bidi/>
+        <w:spacing w:after="160" w:before="120" w:line="360" w:lineRule="auto"/>
+        <w:jc w:val="both"/>
+      </w:pPr>
+      <w:r>
+        <w:rPr>
+          <w:rFonts w:ascii="Tahoma" w:hAnsi="Tahoma" w:cs="Tahoma"/>
+          <w:b w:val="0"/>
+          <w:color w:val="1A1A1A"/>
+          <w:sz w:val="22"/>
+          <w:szCs w:val="22"/>
+        </w:rPr>
+        <w:t>مسیر «بازگشت برای تکمیل مدارک» تنها زمانی معنا دارد که کارمند بتواند مدرکِ خواسته‌شده را اضافه کند؛ به همین دلیل بارگذاری مدارک بخشی از همین ماشین حالت است و نه یک قابلیت جانبی. افزودن مدرک تنها در دو وضعیت «پیش‌نویس» و «بازگشت برای تکمیل مدارک» مجاز است. با ارسال درخواست، مدارک قفل می‌شوند: اگر پس از ارسال امکان تغییر مدرک وجود داشت، مستنداتی که کارشناس بر پایه آن‌ها تصمیم گرفته است می‌توانست بعد از تصمیم عوض شود و ارزش بررسی از میان می‌رفت.</w:t>
+      </w:r>
+    </w:p>
+    <w:p>
+      <w:pPr>
         <w:keepNext/>
         <w:bidi/>
         <w:spacing w:before="240" w:after="120"/>
@@ -7122,7 +7157,7 @@
           <w:sz w:val="22"/>
           <w:szCs w:val="22"/>
         </w:rPr>
-        <w:t>رابط برنامه‌نویسی سامانه شامل سی مسیر و سی‌وهشت عملیات است و به‌صورت رسمی در یک سند OpenAPI توصیف شده است. این سند مرجع قرارداد است: تایپ‌های سمت کاربر از آن تولید می‌شوند و دو آزمون خودکار، پاسخ‌های واقعی سرور را با آن تطبیق می‌دهند تا امکان واگرایی مستندات از پیاده‌سازی از بین برود.</w:t>
+        <w:t>رابط برنامه‌نویسی سامانه شامل سی‌ودو مسیر و چهل‌ودو عملیات است و به‌صورت رسمی در یک سند OpenAPI توصیف شده است. این سند مرجع قرارداد است: تایپ‌های سمت کاربر از آن تولید می‌شوند و دو آزمون خودکار، پاسخ‌های واقعی سرور را با آن تطبیق می‌دهند تا امکان واگرایی مستندات از پیاده‌سازی از بین برود.</w:t>
       </w:r>
     </w:p>
     <w:p>
@@ -7197,7 +7232,7 @@
           <w:sz w:val="22"/>
           <w:szCs w:val="22"/>
         </w:rPr>
-        <w:t>تمام رویدادهای مؤثر ثبت می‌شوند: ورود به سامانه، ثبت و ارسال مجدد درخواست، شروع بررسی، تأیید، رد، بازگرداندن برای مدارک، ثبت پرداخت، بستن پرونده، و تغییر پیکربندی قواعد. برای هر رویداد، کاربر، زمان و مقدار قبل و بعد نگه‌داری می‌شود.</w:t>
+        <w:t>تمام رویدادهای مؤثر ثبت می‌شوند: ورود به سامانه، ثبت و ارسال مجدد درخواست، شروع بررسی، تأیید، رد، بازگرداندن برای مدارک، بارگذاری مدرک، ثبت پرداخت، بستن پرونده، و تغییر پیکربندی قواعد. برای هر رویداد، کاربر، زمان و مقدار قبل و بعد نگه‌داری می‌شود.</w:t>
       </w:r>
     </w:p>
     <w:p>
@@ -7436,7 +7471,7 @@
           <w:szCs w:val="25"/>
           <w:bCs/>
         </w:rPr>
-        <w:t>۶.۵. رابط کاربری فارسی</w:t>
+        <w:t>۶.۵. نگهداری مدارک پیوست</w:t>
       </w:r>
     </w:p>
     <w:p>
@@ -7453,7 +7488,78 @@
           <w:sz w:val="22"/>
           <w:szCs w:val="22"/>
         </w:rPr>
-        <w:t>رابط کاربری شامل شانزده صفحه و به‌طور کامل فارسی و راست‌به‌چپ است. تاریخ‌ها با تقویم هجری شمسی و اعداد با ارقام فارسی نمایش داده می‌شوند. قلم وزیرمتن همراه برنامه عرضه می‌شود تا نمایش مستقل از قلم‌های نصب‌شده روی دستگاه کاربر باشد. سه حالت نمایش روشن، تیره و خودکار پیش‌بینی شده است.</w:t>
+        <w:t>مدارک، برخلاف سایر داده‌های سامانه، فایل‌اند و نه سطر پایگاه داده. فایل روی دیسک و در مسیری مشخص نگهداری می‌شود و تنها فراداده آن — نام اصلی فایل، زمان بارگذاری و کلید ذخیره‌سازی — در پایگاه داده ثبت می‌گردد. نام فایل روی دیسک را خود سامانه و به‌صورت شناسه یکتا تولید می‌کند؛ نام انتخابی کاربر تنها برای نمایش و دریافت به کار می‌رود و هرگز به مسیر تبدیل نمی‌شود؛ بنابراین نامی که نویسه‌های مسیر در آن جاسازی شده باشد نمی‌تواند به بیرون از پوشه ذخیره‌سازی دست پیدا کند.</w:t>
+      </w:r>
+    </w:p>
+    <w:p>
+      <w:pPr>
+        <w:bidi/>
+        <w:spacing w:after="160" w:before="120" w:line="360" w:lineRule="auto"/>
+        <w:jc w:val="both"/>
+      </w:pPr>
+      <w:r>
+        <w:rPr>
+          <w:rFonts w:ascii="Tahoma" w:hAnsi="Tahoma" w:cs="Tahoma"/>
+          <w:b w:val="0"/>
+          <w:color w:val="1A1A1A"/>
+          <w:sz w:val="22"/>
+          <w:szCs w:val="22"/>
+        </w:rPr>
+        <w:t>نوع فایل از روی محتوای واقعی آن تشخیص داده می‌شود، نه از روی پسوند یا نوعی که مرورگر اعلام می‌کند؛ بنابراین تغییر پسوند یک فایل اجرایی به پسوند PDF آن را پذیرفتنی نمی‌کند. تنها چهار قالب PDF، JPEG، PNG و WebP و حداکثر تا پنج مگابایت پذیرفته می‌شوند.</w:t>
+      </w:r>
+    </w:p>
+    <w:p>
+      <w:pPr>
+        <w:bidi/>
+        <w:spacing w:after="160" w:before="120" w:line="360" w:lineRule="auto"/>
+        <w:jc w:val="both"/>
+      </w:pPr>
+      <w:r>
+        <w:rPr>
+          <w:rFonts w:ascii="Tahoma" w:hAnsi="Tahoma" w:cs="Tahoma"/>
+          <w:b w:val="0"/>
+          <w:color w:val="1A1A1A"/>
+          <w:sz w:val="22"/>
+          <w:szCs w:val="22"/>
+        </w:rPr>
+        <w:t>ترتیب نوشتن اهمیت دارد: نخست فایل ذخیره می‌شود و سپس سطر فراداده و رکورد ممیزی در یک تراکنش ثبت می‌گردند؛ اگر آن تراکنش شکست بخورد فایل ذخیره‌شده حذف می‌شود. در نتیجه نه فایلی بدون سطر متناظر باقی می‌ماند و نه سطری که به فایل موجود اشاره نکند.</w:t>
+      </w:r>
+    </w:p>
+    <w:p>
+      <w:pPr>
+        <w:keepNext/>
+        <w:bidi/>
+        <w:spacing w:before="240" w:after="120"/>
+        <w:jc w:val="right"/>
+        <w:outlineLvl w:val="1"/>
+      </w:pPr>
+      <w:r>
+        <w:rPr>
+          <w:rFonts w:ascii="Tahoma" w:hAnsi="Tahoma" w:cs="Tahoma"/>
+          <w:b/>
+          <w:color w:val="1F3A5F"/>
+          <w:sz w:val="25"/>
+          <w:szCs w:val="25"/>
+          <w:bCs/>
+        </w:rPr>
+        <w:t>۶.۶. رابط کاربری فارسی</w:t>
+      </w:r>
+    </w:p>
+    <w:p>
+      <w:pPr>
+        <w:bidi/>
+        <w:spacing w:after="160" w:before="120" w:line="360" w:lineRule="auto"/>
+        <w:jc w:val="both"/>
+      </w:pPr>
+      <w:r>
+        <w:rPr>
+          <w:rFonts w:ascii="Tahoma" w:hAnsi="Tahoma" w:cs="Tahoma"/>
+          <w:b w:val="0"/>
+          <w:color w:val="1A1A1A"/>
+          <w:sz w:val="22"/>
+          <w:szCs w:val="22"/>
+        </w:rPr>
+        <w:t>رابط کاربری شامل هفده صفحه و به‌طور کامل فارسی و راست‌به‌چپ است. تاریخ‌ها با تقویم هجری شمسی و اعداد با ارقام فارسی نمایش داده می‌شوند. قلم وزیرمتن همراه برنامه عرضه می‌شود تا نمایش مستقل از قلم‌های نصب‌شده روی دستگاه کاربر باشد. سه حالت نمایش روشن، تیره و خودکار پیش‌بینی شده است.</w:t>
       </w:r>
     </w:p>
     <w:p>
@@ -7827,7 +7933,7 @@
                 <w:sz w:val="20"/>
                 <w:szCs w:val="20"/>
               </w:rPr>
-              <w:t>هدایت خودکار مرورگر در سیزده گام</w:t>
+              <w:t>هدایت خودکار مرورگر در چهارده گام</w:t>
             </w:r>
           </w:p>
         </w:tc>
@@ -7847,7 +7953,7 @@
           <w:sz w:val="22"/>
           <w:szCs w:val="22"/>
         </w:rPr>
-        <w:t>آزمون سرتاسری، سناریوی کامل کسب‌وکار را می‌آزماید: ثبت درخواست توسط کارمند، بررسی و تأیید و پرداخت توسط کارشناس، مسیر رد با ذکر دلیل، انتشار نسخه جدید قانون توسط مدیر و راستی‌آزمایی این‌که درخواست بعدی با نرخ جدید محاسبه می‌شود، بررسی محدودیت‌های دسترسی، و صحت لاگ ممیزی و گزارش‌ها.</w:t>
+        <w:t>آزمون سرتاسری، سناریوی کامل کسب‌وکار را می‌آزماید: ثبت درخواست توسط کارمند، بررسی و تأیید و پرداخت توسط کارشناس، مسیر رد با ذکر دلیل، انتشار نسخه جدید قانون توسط مدیر و راستی‌آزمایی این‌که درخواست بعدی با نرخ جدید محاسبه می‌شود، چرخه بازگرداندن برای مدارک همراه با بارگذاری فایل توسط کارمند و قفل‌شدن مدارک پس از ارسال مجدد، بررسی محدودیت‌های دسترسی، و صحت لاگ ممیزی و گزارش‌ها.</w:t>
       </w:r>
     </w:p>
     <w:p>
@@ -8588,7 +8694,7 @@
                 <w:sz w:val="20"/>
                 <w:szCs w:val="20"/>
               </w:rPr>
-              <w:t>حدود ۵٬۱۰۰ خط</w:t>
+              <w:t>حدود ۵٬۹۰۰ خط</w:t>
             </w:r>
           </w:p>
         </w:tc>
@@ -8634,7 +8740,7 @@
                 <w:sz w:val="20"/>
                 <w:szCs w:val="20"/>
               </w:rPr>
-              <w:t>۳۰ مسیر / ۳۸ عملیات</w:t>
+              <w:t>۳۲ مسیر / ۴۲ عملیات</w:t>
             </w:r>
           </w:p>
         </w:tc>
@@ -8687,7 +8793,7 @@
                 <w:sz w:val="20"/>
                 <w:szCs w:val="20"/>
               </w:rPr>
-              <w:t>حدود ۱٬۱۰۰ خط</w:t>
+              <w:t>حدود ۱٬۶۰۰ خط</w:t>
             </w:r>
           </w:p>
         </w:tc>
@@ -8786,7 +8892,7 @@
                 <w:sz w:val="20"/>
                 <w:szCs w:val="20"/>
               </w:rPr>
-              <w:t>حدود ۴٬۰۰۰ خط</w:t>
+              <w:t>حدود ۵٬۶۰۰ خط</w:t>
             </w:r>
           </w:p>
         </w:tc>
@@ -8832,7 +8938,7 @@
                 <w:sz w:val="20"/>
                 <w:szCs w:val="20"/>
               </w:rPr>
-              <w:t>۱۶</w:t>
+              <w:t>۱۷</w:t>
             </w:r>
           </w:p>
         </w:tc>
@@ -9030,7 +9136,7 @@
                 <w:sz w:val="20"/>
                 <w:szCs w:val="20"/>
               </w:rPr>
-              <w:t>۱۰</w:t>
+              <w:t>۱۱</w:t>
             </w:r>
           </w:p>
         </w:tc>
@@ -9167,7 +9273,7 @@
                 <w:sz w:val="20"/>
                 <w:szCs w:val="20"/>
               </w:rPr>
-              <w:t>بارگذاری مدارک</w:t>
+              <w:t>سامانه اعلان</w:t>
             </w:r>
           </w:p>
         </w:tc>
@@ -9190,111 +9296,7 @@
                 <w:sz w:val="20"/>
                 <w:szCs w:val="20"/>
               </w:rPr>
-              <w:t>جدول مدارک پیوست در پایگاه داده پیش‌بینی شده است، اما رابط بارگذاری فایل پیاده نشده است.</w:t>
-            </w:r>
-          </w:p>
-        </w:tc>
-      </w:tr>
-      <w:tr>
-        <w:trPr>
-          <w:cantSplit/>
-        </w:trPr>
-        <w:tc>
-          <w:tcPr>
-            <w:tcW w:type="dxa" w:w="2551"/>
-            <w:shd w:val="clear" w:color="auto" w:fill="F2F5F9"/>
-          </w:tcPr>
-          <w:p>
-            <w:pPr>
-              <w:bidi/>
-              <w:spacing w:after="40" w:before="40" w:line="276" w:lineRule="auto"/>
-              <w:jc w:val="right"/>
-            </w:pPr>
-            <w:r/>
-            <w:r>
-              <w:rPr>
-                <w:rFonts w:ascii="Tahoma" w:hAnsi="Tahoma" w:cs="Tahoma"/>
-                <w:b w:val="0"/>
-                <w:color w:val="1A1A1A"/>
-                <w:sz w:val="20"/>
-                <w:szCs w:val="20"/>
-              </w:rPr>
-              <w:t>سامانه اعلان</w:t>
-            </w:r>
-          </w:p>
-        </w:tc>
-        <w:tc>
-          <w:tcPr>
-            <w:tcW w:type="dxa" w:w="5953"/>
-            <w:shd w:val="clear" w:color="auto" w:fill="F2F5F9"/>
-          </w:tcPr>
-          <w:p>
-            <w:pPr>
-              <w:bidi/>
-              <w:spacing w:after="40" w:before="40" w:line="276" w:lineRule="auto"/>
-              <w:jc w:val="right"/>
-            </w:pPr>
-            <w:r/>
-            <w:r>
-              <w:rPr>
-                <w:rFonts w:ascii="Tahoma" w:hAnsi="Tahoma" w:cs="Tahoma"/>
-                <w:b w:val="0"/>
-                <w:color w:val="1A1A1A"/>
-                <w:sz w:val="20"/>
-                <w:szCs w:val="20"/>
-              </w:rPr>
               <w:t>اطلاع‌رسانی تغییر وضعیت درخواست از طریق رایانامه یا پیام کوتاه.</w:t>
-            </w:r>
-          </w:p>
-        </w:tc>
-      </w:tr>
-      <w:tr>
-        <w:trPr>
-          <w:cantSplit/>
-        </w:trPr>
-        <w:tc>
-          <w:tcPr>
-            <w:tcW w:type="dxa" w:w="2551"/>
-          </w:tcPr>
-          <w:p>
-            <w:pPr>
-              <w:bidi/>
-              <w:spacing w:after="40" w:before="40" w:line="276" w:lineRule="auto"/>
-              <w:jc w:val="right"/>
-            </w:pPr>
-            <w:r/>
-            <w:r>
-              <w:rPr>
-                <w:rFonts w:ascii="Tahoma" w:hAnsi="Tahoma" w:cs="Tahoma"/>
-                <w:b w:val="0"/>
-                <w:color w:val="1A1A1A"/>
-                <w:sz w:val="20"/>
-                <w:szCs w:val="20"/>
-              </w:rPr>
-              <w:t>انتخابگر تاریخ شمسی</w:t>
-            </w:r>
-          </w:p>
-        </w:tc>
-        <w:tc>
-          <w:tcPr>
-            <w:tcW w:type="dxa" w:w="5953"/>
-          </w:tcPr>
-          <w:p>
-            <w:pPr>
-              <w:bidi/>
-              <w:spacing w:after="40" w:before="40" w:line="276" w:lineRule="auto"/>
-              <w:jc w:val="right"/>
-            </w:pPr>
-            <w:r/>
-            <w:r>
-              <w:rPr>
-                <w:rFonts w:ascii="Tahoma" w:hAnsi="Tahoma" w:cs="Tahoma"/>
-                <w:b w:val="0"/>
-                <w:color w:val="1A1A1A"/>
-                <w:sz w:val="20"/>
-                <w:szCs w:val="20"/>
-              </w:rPr>
-              <w:t>نمایش تاریخ‌ها شمسی است، اما برای ورود تاریخ از انتخابگر پیش‌فرض مرورگر استفاده می‌شود.</w:t>
             </w:r>
           </w:p>
         </w:tc>

--- a/docs/گزارش-پروژه-پایانی-بیمه-تکمیلی.docx
+++ b/docs/گزارش-پروژه-پایانی-بیمه-تکمیلی.docx
@@ -10115,7 +10115,7 @@
                 <w:sz w:val="20"/>
                 <w:szCs w:val="20"/>
               </w:rPr>
-              <w:t>Admin123!</w:t>
+              <w:t>Admin123!‎</w:t>
             </w:r>
           </w:p>
         </w:tc>
@@ -10191,7 +10191,7 @@
                 <w:sz w:val="20"/>
                 <w:szCs w:val="20"/>
               </w:rPr>
-              <w:t>Reviewer123!</w:t>
+              <w:t>Reviewer123!‎</w:t>
             </w:r>
           </w:p>
         </w:tc>
@@ -10243,7 +10243,7 @@
                 <w:sz w:val="20"/>
                 <w:szCs w:val="20"/>
               </w:rPr>
-              <w:t>sara.ahmadi</w:t>
+              <w:t>saeed.mazahery</w:t>
             </w:r>
           </w:p>
         </w:tc>
@@ -10266,7 +10266,7 @@
                 <w:sz w:val="20"/>
                 <w:szCs w:val="20"/>
               </w:rPr>
-              <w:t>Employee123!</w:t>
+              <w:t>Employee123!‎</w:t>
             </w:r>
           </w:p>
         </w:tc>
@@ -10318,7 +10318,7 @@
                 <w:sz w:val="20"/>
                 <w:szCs w:val="20"/>
               </w:rPr>
-              <w:t>reza.karimi</w:t>
+              <w:t>farzin.hamzei</w:t>
             </w:r>
           </w:p>
         </w:tc>
@@ -10342,7 +10342,7 @@
                 <w:sz w:val="20"/>
                 <w:szCs w:val="20"/>
               </w:rPr>
-              <w:t>Employee123!</w:t>
+              <w:t>Employee123!‎</w:t>
             </w:r>
           </w:p>
         </w:tc>
@@ -10417,7 +10417,7 @@
                 <w:sz w:val="20"/>
                 <w:szCs w:val="20"/>
               </w:rPr>
-              <w:t>Auditor123!</w:t>
+              <w:t>Auditor123!‎</w:t>
             </w:r>
           </w:p>
         </w:tc>
@@ -10681,7 +10681,7 @@
                 <w:sz w:val="20"/>
                 <w:szCs w:val="20"/>
               </w:rPr>
-              <w:t>backend/cmd/seed</w:t>
+              <w:t>backend/cmd/createadmin</w:t>
             </w:r>
           </w:p>
         </w:tc>
@@ -10704,7 +10704,7 @@
                 <w:sz w:val="20"/>
                 <w:szCs w:val="20"/>
               </w:rPr>
-              <w:t>بارگذاری داده نمونه</w:t>
+              <w:t>ساخت حساب مدیر سامانه</w:t>
             </w:r>
           </w:p>
         </w:tc>
@@ -10733,6 +10733,58 @@
                 <w:sz w:val="20"/>
                 <w:szCs w:val="20"/>
               </w:rPr>
+              <w:t>backend/db</w:t>
+            </w:r>
+          </w:p>
+        </w:tc>
+        <w:tc>
+          <w:tcPr>
+            <w:tcW w:type="dxa" w:w="5102"/>
+            <w:shd w:val="clear" w:color="auto" w:fill="F2F5F9"/>
+          </w:tcPr>
+          <w:p>
+            <w:pPr>
+              <w:bidi/>
+              <w:spacing w:after="40" w:before="40" w:line="276" w:lineRule="auto"/>
+              <w:jc w:val="right"/>
+            </w:pPr>
+            <w:r/>
+            <w:r>
+              <w:rPr>
+                <w:rFonts w:ascii="Tahoma" w:hAnsi="Tahoma" w:cs="Tahoma"/>
+                <w:b w:val="0"/>
+                <w:color w:val="1A1A1A"/>
+                <w:sz w:val="20"/>
+                <w:szCs w:val="20"/>
+              </w:rPr>
+              <w:t>شِمای پایگاه داده (init.sql) و داده نمونه (seed.sql)</w:t>
+            </w:r>
+          </w:p>
+        </w:tc>
+      </w:tr>
+      <w:tr>
+        <w:trPr>
+          <w:cantSplit/>
+        </w:trPr>
+        <w:tc>
+          <w:tcPr>
+            <w:tcW w:type="dxa" w:w="3402"/>
+          </w:tcPr>
+          <w:p>
+            <w:pPr>
+              <w:bidi/>
+              <w:spacing w:after="40" w:before="40" w:line="276" w:lineRule="auto"/>
+              <w:jc w:val="right"/>
+            </w:pPr>
+            <w:r/>
+            <w:r>
+              <w:rPr>
+                <w:rFonts w:ascii="Tahoma" w:hAnsi="Tahoma" w:cs="Tahoma"/>
+                <w:b w:val="0"/>
+                <w:color w:val="1A1A1A"/>
+                <w:sz w:val="20"/>
+                <w:szCs w:val="20"/>
+              </w:rPr>
               <w:t>backend/internal/domain</w:t>
             </w:r>
           </w:p>
@@ -10740,7 +10792,6 @@
         <w:tc>
           <w:tcPr>
             <w:tcW w:type="dxa" w:w="5102"/>
-            <w:shd w:val="clear" w:color="auto" w:fill="F2F5F9"/>
           </w:tcPr>
           <w:p>
             <w:pPr>
@@ -10769,6 +10820,7 @@
         <w:tc>
           <w:tcPr>
             <w:tcW w:type="dxa" w:w="3402"/>
+            <w:shd w:val="clear" w:color="auto" w:fill="F2F5F9"/>
           </w:tcPr>
           <w:p>
             <w:pPr>
@@ -10792,6 +10844,7 @@
         <w:tc>
           <w:tcPr>
             <w:tcW w:type="dxa" w:w="5102"/>
+            <w:shd w:val="clear" w:color="auto" w:fill="F2F5F9"/>
           </w:tcPr>
           <w:p>
             <w:pPr>
@@ -10820,7 +10873,6 @@
         <w:tc>
           <w:tcPr>
             <w:tcW w:type="dxa" w:w="3402"/>
-            <w:shd w:val="clear" w:color="auto" w:fill="F2F5F9"/>
           </w:tcPr>
           <w:p>
             <w:pPr>
@@ -10844,7 +10896,6 @@
         <w:tc>
           <w:tcPr>
             <w:tcW w:type="dxa" w:w="5102"/>
-            <w:shd w:val="clear" w:color="auto" w:fill="F2F5F9"/>
           </w:tcPr>
           <w:p>
             <w:pPr>
@@ -10873,6 +10924,7 @@
         <w:tc>
           <w:tcPr>
             <w:tcW w:type="dxa" w:w="3402"/>
+            <w:shd w:val="clear" w:color="auto" w:fill="F2F5F9"/>
           </w:tcPr>
           <w:p>
             <w:pPr>
@@ -10896,6 +10948,7 @@
         <w:tc>
           <w:tcPr>
             <w:tcW w:type="dxa" w:w="5102"/>
+            <w:shd w:val="clear" w:color="auto" w:fill="F2F5F9"/>
           </w:tcPr>
           <w:p>
             <w:pPr>
@@ -10924,6 +10977,57 @@
         <w:tc>
           <w:tcPr>
             <w:tcW w:type="dxa" w:w="3402"/>
+          </w:tcPr>
+          <w:p>
+            <w:pPr>
+              <w:bidi/>
+              <w:spacing w:after="40" w:before="40" w:line="276" w:lineRule="auto"/>
+              <w:jc w:val="right"/>
+            </w:pPr>
+            <w:r/>
+            <w:r>
+              <w:rPr>
+                <w:rFonts w:ascii="Tahoma" w:hAnsi="Tahoma" w:cs="Tahoma"/>
+                <w:b w:val="0"/>
+                <w:color w:val="1A1A1A"/>
+                <w:sz w:val="20"/>
+                <w:szCs w:val="20"/>
+              </w:rPr>
+              <w:t>backend/internal/platform</w:t>
+            </w:r>
+          </w:p>
+        </w:tc>
+        <w:tc>
+          <w:tcPr>
+            <w:tcW w:type="dxa" w:w="5102"/>
+          </w:tcPr>
+          <w:p>
+            <w:pPr>
+              <w:bidi/>
+              <w:spacing w:after="40" w:before="40" w:line="276" w:lineRule="auto"/>
+              <w:jc w:val="right"/>
+            </w:pPr>
+            <w:r/>
+            <w:r>
+              <w:rPr>
+                <w:rFonts w:ascii="Tahoma" w:hAnsi="Tahoma" w:cs="Tahoma"/>
+                <w:b w:val="0"/>
+                <w:color w:val="1A1A1A"/>
+                <w:sz w:val="20"/>
+                <w:szCs w:val="20"/>
+              </w:rPr>
+              <w:t>زیرساخت: پیکربندی، ذخیره فایل، ثبت وقایع</w:t>
+            </w:r>
+          </w:p>
+        </w:tc>
+      </w:tr>
+      <w:tr>
+        <w:trPr>
+          <w:cantSplit/>
+        </w:trPr>
+        <w:tc>
+          <w:tcPr>
+            <w:tcW w:type="dxa" w:w="3402"/>
             <w:shd w:val="clear" w:color="auto" w:fill="F2F5F9"/>
           </w:tcPr>
           <w:p>
@@ -10941,7 +11045,7 @@
                 <w:sz w:val="20"/>
                 <w:szCs w:val="20"/>
               </w:rPr>
-              <w:t>backend/migrations</w:t>
+              <w:t>backend/internal/app</w:t>
             </w:r>
           </w:p>
         </w:tc>
@@ -10965,7 +11069,7 @@
                 <w:sz w:val="20"/>
                 <w:szCs w:val="20"/>
               </w:rPr>
-              <w:t>مهاجرت‌های شِمای پایگاه داده</w:t>
+              <w:t>محل سیم‌کشی وابستگی‌ها</w:t>
             </w:r>
           </w:p>
         </w:tc>
@@ -11201,13 +11305,66 @@
                 <w:sz w:val="20"/>
                 <w:szCs w:val="20"/>
               </w:rPr>
-              <w:t>deploy/</w:t>
+              <w:t>scripts/</w:t>
             </w:r>
           </w:p>
         </w:tc>
         <w:tc>
           <w:tcPr>
             <w:tcW w:type="dxa" w:w="5102"/>
+          </w:tcPr>
+          <w:p>
+            <w:pPr>
+              <w:bidi/>
+              <w:spacing w:after="40" w:before="40" w:line="276" w:lineRule="auto"/>
+              <w:jc w:val="right"/>
+            </w:pPr>
+            <w:r/>
+            <w:r>
+              <w:rPr>
+                <w:rFonts w:ascii="Tahoma" w:hAnsi="Tahoma" w:cs="Tahoma"/>
+                <w:b w:val="0"/>
+                <w:color w:val="1A1A1A"/>
+                <w:sz w:val="20"/>
+                <w:szCs w:val="20"/>
+              </w:rPr>
+              <w:t>اجرای محلی سامانه بدون Docker</w:t>
+            </w:r>
+          </w:p>
+        </w:tc>
+      </w:tr>
+      <w:tr>
+        <w:trPr>
+          <w:cantSplit/>
+        </w:trPr>
+        <w:tc>
+          <w:tcPr>
+            <w:tcW w:type="dxa" w:w="3402"/>
+            <w:shd w:val="clear" w:color="auto" w:fill="F2F5F9"/>
+          </w:tcPr>
+          <w:p>
+            <w:pPr>
+              <w:bidi/>
+              <w:spacing w:after="40" w:before="40" w:line="276" w:lineRule="auto"/>
+              <w:jc w:val="right"/>
+            </w:pPr>
+            <w:r/>
+            <w:r>
+              <w:rPr>
+                <w:rFonts w:ascii="Tahoma" w:hAnsi="Tahoma" w:cs="Tahoma"/>
+                <w:b w:val="0"/>
+                <w:color w:val="1A1A1A"/>
+                <w:sz w:val="20"/>
+                <w:szCs w:val="20"/>
+              </w:rPr>
+              <w:t>docker-compose.yml</w:t>
+            </w:r>
+          </w:p>
+        </w:tc>
+        <w:tc>
+          <w:tcPr>
+            <w:tcW w:type="dxa" w:w="5102"/>
+            <w:shd w:val="clear" w:color="auto" w:fill="F2F5F9"/>
           </w:tcPr>
           <w:p>
             <w:pPr>
@@ -11236,7 +11393,6 @@
         <w:tc>
           <w:tcPr>
             <w:tcW w:type="dxa" w:w="3402"/>
-            <w:shd w:val="clear" w:color="auto" w:fill="F2F5F9"/>
           </w:tcPr>
           <w:p>
             <w:pPr>
@@ -11260,7 +11416,6 @@
         <w:tc>
           <w:tcPr>
             <w:tcW w:type="dxa" w:w="5102"/>
-            <w:shd w:val="clear" w:color="auto" w:fill="F2F5F9"/>
           </w:tcPr>
           <w:p>
             <w:pPr>
